--- a/docs/package/05_Delivery/BrokerVerse_Test_Strategy.docx
+++ b/docs/package/05_Delivery/BrokerVerse_Test_Strategy.docx
@@ -789,7 +789,7 @@
             </w:rPr>
             <w:fldChar w:fldCharType="separate"/>
           </w:r>
-          <w:hyperlink w:anchor="__RefHeading___Toc11464_1139806449">
+          <w:hyperlink w:anchor="__RefHeading___Toc3563_1031435739">
             <w:r>
               <w:rPr>
                 <w:webHidden/>
@@ -824,7 +824,7 @@
             </w:tabs>
             <w:rPr/>
           </w:pPr>
-          <w:hyperlink w:anchor="__RefHeading___Toc11466_1139806449">
+          <w:hyperlink w:anchor="__RefHeading___Toc3565_1031435739">
             <w:r>
               <w:rPr>
                 <w:webHidden/>
@@ -853,7 +853,7 @@
             </w:tabs>
             <w:rPr/>
           </w:pPr>
-          <w:hyperlink w:anchor="__RefHeading___Toc11468_1139806449">
+          <w:hyperlink w:anchor="__RefHeading___Toc3567_1031435739">
             <w:r>
               <w:rPr>
                 <w:webHidden/>
@@ -875,7 +875,7 @@
             </w:tabs>
             <w:rPr/>
           </w:pPr>
-          <w:hyperlink w:anchor="__RefHeading___Toc11470_1139806449">
+          <w:hyperlink w:anchor="__RefHeading___Toc3569_1031435739">
             <w:r>
               <w:rPr>
                 <w:webHidden/>
@@ -897,7 +897,7 @@
             </w:tabs>
             <w:rPr/>
           </w:pPr>
-          <w:hyperlink w:anchor="__RefHeading___Toc11472_1139806449">
+          <w:hyperlink w:anchor="__RefHeading___Toc3571_1031435739">
             <w:r>
               <w:rPr>
                 <w:webHidden/>
@@ -919,7 +919,7 @@
             </w:tabs>
             <w:rPr/>
           </w:pPr>
-          <w:hyperlink w:anchor="__RefHeading___Toc11474_1139806449">
+          <w:hyperlink w:anchor="__RefHeading___Toc3573_1031435739">
             <w:r>
               <w:rPr>
                 <w:webHidden/>
@@ -941,7 +941,7 @@
             </w:tabs>
             <w:rPr/>
           </w:pPr>
-          <w:hyperlink w:anchor="__RefHeading___Toc11476_1139806449">
+          <w:hyperlink w:anchor="__RefHeading___Toc3575_1031435739">
             <w:r>
               <w:rPr>
                 <w:webHidden/>
@@ -963,7 +963,7 @@
             </w:tabs>
             <w:rPr/>
           </w:pPr>
-          <w:hyperlink w:anchor="__RefHeading___Toc11478_1139806449">
+          <w:hyperlink w:anchor="__RefHeading___Toc3577_1031435739">
             <w:r>
               <w:rPr>
                 <w:webHidden/>
@@ -985,7 +985,7 @@
             </w:tabs>
             <w:rPr/>
           </w:pPr>
-          <w:hyperlink w:anchor="__RefHeading___Toc11480_1139806449">
+          <w:hyperlink w:anchor="__RefHeading___Toc3579_1031435739">
             <w:r>
               <w:rPr>
                 <w:webHidden/>
@@ -1007,7 +1007,7 @@
             </w:tabs>
             <w:rPr/>
           </w:pPr>
-          <w:hyperlink w:anchor="__RefHeading___Toc11482_1139806449">
+          <w:hyperlink w:anchor="__RefHeading___Toc3581_1031435739">
             <w:r>
               <w:rPr>
                 <w:webHidden/>
@@ -1029,7 +1029,7 @@
             </w:tabs>
             <w:rPr/>
           </w:pPr>
-          <w:hyperlink w:anchor="__RefHeading___Toc11484_1139806449">
+          <w:hyperlink w:anchor="__RefHeading___Toc3583_1031435739">
             <w:r>
               <w:rPr>
                 <w:webHidden/>
@@ -1051,7 +1051,7 @@
             </w:tabs>
             <w:rPr/>
           </w:pPr>
-          <w:hyperlink w:anchor="__RefHeading___Toc11486_1139806449">
+          <w:hyperlink w:anchor="__RefHeading___Toc3585_1031435739">
             <w:r>
               <w:rPr>
                 <w:webHidden/>
@@ -1073,7 +1073,7 @@
             </w:tabs>
             <w:rPr/>
           </w:pPr>
-          <w:hyperlink w:anchor="__RefHeading___Toc11488_1139806449">
+          <w:hyperlink w:anchor="__RefHeading___Toc3587_1031435739">
             <w:r>
               <w:rPr>
                 <w:webHidden/>
@@ -1095,7 +1095,7 @@
             </w:tabs>
             <w:rPr/>
           </w:pPr>
-          <w:hyperlink w:anchor="__RefHeading___Toc11490_1139806449">
+          <w:hyperlink w:anchor="__RefHeading___Toc3589_1031435739">
             <w:r>
               <w:rPr>
                 <w:webHidden/>
@@ -1117,7 +1117,7 @@
             </w:tabs>
             <w:rPr/>
           </w:pPr>
-          <w:hyperlink w:anchor="__RefHeading___Toc11492_1139806449">
+          <w:hyperlink w:anchor="__RefHeading___Toc3591_1031435739">
             <w:r>
               <w:rPr>
                 <w:webHidden/>
@@ -1139,7 +1139,7 @@
             </w:tabs>
             <w:rPr/>
           </w:pPr>
-          <w:hyperlink w:anchor="__RefHeading___Toc11494_1139806449">
+          <w:hyperlink w:anchor="__RefHeading___Toc3593_1031435739">
             <w:r>
               <w:rPr>
                 <w:webHidden/>
@@ -1161,7 +1161,7 @@
             </w:tabs>
             <w:rPr/>
           </w:pPr>
-          <w:hyperlink w:anchor="__RefHeading___Toc11496_1139806449">
+          <w:hyperlink w:anchor="__RefHeading___Toc3595_1031435739">
             <w:r>
               <w:rPr>
                 <w:webHidden/>
@@ -1183,7 +1183,7 @@
             </w:tabs>
             <w:rPr/>
           </w:pPr>
-          <w:hyperlink w:anchor="__RefHeading___Toc11498_1139806449">
+          <w:hyperlink w:anchor="__RefHeading___Toc3597_1031435739">
             <w:r>
               <w:rPr>
                 <w:webHidden/>
@@ -1205,7 +1205,7 @@
             </w:tabs>
             <w:rPr/>
           </w:pPr>
-          <w:hyperlink w:anchor="__RefHeading___Toc11500_1139806449">
+          <w:hyperlink w:anchor="__RefHeading___Toc3599_1031435739">
             <w:r>
               <w:rPr>
                 <w:webHidden/>
@@ -1227,7 +1227,7 @@
             </w:tabs>
             <w:rPr/>
           </w:pPr>
-          <w:hyperlink w:anchor="__RefHeading___Toc11502_1139806449">
+          <w:hyperlink w:anchor="__RefHeading___Toc3601_1031435739">
             <w:r>
               <w:rPr>
                 <w:webHidden/>
@@ -1249,7 +1249,7 @@
             </w:tabs>
             <w:rPr/>
           </w:pPr>
-          <w:hyperlink w:anchor="__RefHeading___Toc11504_1139806449">
+          <w:hyperlink w:anchor="__RefHeading___Toc3603_1031435739">
             <w:r>
               <w:rPr>
                 <w:webHidden/>
@@ -1271,7 +1271,7 @@
             </w:tabs>
             <w:rPr/>
           </w:pPr>
-          <w:hyperlink w:anchor="__RefHeading___Toc11506_1139806449">
+          <w:hyperlink w:anchor="__RefHeading___Toc3605_1031435739">
             <w:r>
               <w:rPr>
                 <w:webHidden/>
@@ -1293,7 +1293,7 @@
             </w:tabs>
             <w:rPr/>
           </w:pPr>
-          <w:hyperlink w:anchor="__RefHeading___Toc11508_1139806449">
+          <w:hyperlink w:anchor="__RefHeading___Toc3607_1031435739">
             <w:r>
               <w:rPr>
                 <w:webHidden/>
@@ -1315,7 +1315,7 @@
             </w:tabs>
             <w:rPr/>
           </w:pPr>
-          <w:hyperlink w:anchor="__RefHeading___Toc11510_1139806449">
+          <w:hyperlink w:anchor="__RefHeading___Toc3609_1031435739">
             <w:r>
               <w:rPr>
                 <w:webHidden/>
@@ -1337,7 +1337,7 @@
             </w:tabs>
             <w:rPr/>
           </w:pPr>
-          <w:hyperlink w:anchor="__RefHeading___Toc11512_1139806449">
+          <w:hyperlink w:anchor="__RefHeading___Toc3611_1031435739">
             <w:r>
               <w:rPr>
                 <w:webHidden/>
@@ -1359,7 +1359,7 @@
             </w:tabs>
             <w:rPr/>
           </w:pPr>
-          <w:hyperlink w:anchor="__RefHeading___Toc11514_1139806449">
+          <w:hyperlink w:anchor="__RefHeading___Toc3613_1031435739">
             <w:r>
               <w:rPr>
                 <w:webHidden/>
@@ -1381,7 +1381,7 @@
             </w:tabs>
             <w:rPr/>
           </w:pPr>
-          <w:hyperlink w:anchor="__RefHeading___Toc11516_1139806449">
+          <w:hyperlink w:anchor="__RefHeading___Toc3615_1031435739">
             <w:r>
               <w:rPr>
                 <w:webHidden/>
@@ -1403,7 +1403,7 @@
             </w:tabs>
             <w:rPr/>
           </w:pPr>
-          <w:hyperlink w:anchor="__RefHeading___Toc11518_1139806449">
+          <w:hyperlink w:anchor="__RefHeading___Toc3617_1031435739">
             <w:r>
               <w:rPr>
                 <w:webHidden/>
@@ -1425,7 +1425,7 @@
             </w:tabs>
             <w:rPr/>
           </w:pPr>
-          <w:hyperlink w:anchor="__RefHeading___Toc11520_1139806449">
+          <w:hyperlink w:anchor="__RefHeading___Toc3619_1031435739">
             <w:r>
               <w:rPr>
                 <w:webHidden/>
@@ -1447,7 +1447,7 @@
             </w:tabs>
             <w:rPr/>
           </w:pPr>
-          <w:hyperlink w:anchor="__RefHeading___Toc11522_1139806449">
+          <w:hyperlink w:anchor="__RefHeading___Toc3621_1031435739">
             <w:r>
               <w:rPr>
                 <w:webHidden/>
@@ -1495,7 +1495,7 @@
       <w:r>
         <w:br w:type="page"/>
       </w:r>
-      <w:bookmarkStart w:id="0" w:name="__RefHeading___Toc11464_1139806449"/>
+      <w:bookmarkStart w:id="0" w:name="__RefHeading___Toc3563_1031435739"/>
       <w:bookmarkStart w:id="1" w:name="_Toc48319687"/>
       <w:bookmarkStart w:id="2" w:name="_Toc11824118"/>
       <w:bookmarkEnd w:id="0"/>
@@ -1889,7 +1889,7 @@
                 <w:szCs w:val="24"/>
                 <w:lang w:val="en-US" w:eastAsia="ja-JP" w:bidi="ar-SA"/>
               </w:rPr>
-              <w:t>1.0</w:t>
+              <w:t>1.0.1</w:t>
             </w:r>
           </w:p>
         </w:tc>
@@ -2035,7 +2035,7 @@
                 <w:szCs w:val="24"/>
                 <w:lang w:val="en-US" w:eastAsia="ja-JP" w:bidi="ar-SA"/>
               </w:rPr>
-              <w:t>Initial issue: test levels, test types, environments by broker size, test data and masking, entry and exit criteria, defect management, CI gates, roles, tools and risks</w:t>
+              <w:t>Version 1.0.1: release figures aligned (UAT scenario of 433 steps, go-live rehearsal of 52 checks). Version 1.0: initial issue: test levels, test types, environments by broker size, test data and masking, entry and exit criteria, defect management, CI gates, roles, tools and risks</w:t>
             </w:r>
           </w:p>
         </w:tc>
@@ -2138,7 +2138,7 @@
           <w:spacing w:val="0"/>
         </w:rPr>
       </w:pPr>
-      <w:bookmarkStart w:id="4" w:name="__RefHeading___Toc11466_1139806449"/>
+      <w:bookmarkStart w:id="4" w:name="__RefHeading___Toc3565_1031435739"/>
       <w:bookmarkStart w:id="5" w:name="_Toc233203388"/>
       <w:bookmarkEnd w:id="4"/>
       <w:r>
@@ -4549,7 +4549,7 @@
         <w:pageBreakBefore w:val="false"/>
         <w:rPr/>
       </w:pPr>
-      <w:bookmarkStart w:id="6" w:name="__RefHeading___Toc11468_1139806449"/>
+      <w:bookmarkStart w:id="6" w:name="__RefHeading___Toc3567_1031435739"/>
       <w:bookmarkEnd w:id="6"/>
       <w:r>
         <w:rPr>
@@ -4566,7 +4566,7 @@
         <w:pStyle w:val="Heading2"/>
         <w:rPr/>
       </w:pPr>
-      <w:bookmarkStart w:id="7" w:name="__RefHeading___Toc11470_1139806449"/>
+      <w:bookmarkStart w:id="7" w:name="__RefHeading___Toc3569_1031435739"/>
       <w:bookmarkEnd w:id="7"/>
       <w:r>
         <w:rPr>
@@ -4613,7 +4613,7 @@
         <w:pStyle w:val="Heading2"/>
         <w:rPr/>
       </w:pPr>
-      <w:bookmarkStart w:id="8" w:name="__RefHeading___Toc11472_1139806449"/>
+      <w:bookmarkStart w:id="8" w:name="__RefHeading___Toc3571_1031435739"/>
       <w:bookmarkEnd w:id="8"/>
       <w:r>
         <w:rPr>
@@ -5128,7 +5128,7 @@
         <w:pStyle w:val="Heading2"/>
         <w:rPr/>
       </w:pPr>
-      <w:bookmarkStart w:id="9" w:name="__RefHeading___Toc11474_1139806449"/>
+      <w:bookmarkStart w:id="9" w:name="__RefHeading___Toc3573_1031435739"/>
       <w:bookmarkEnd w:id="9"/>
       <w:r>
         <w:rPr>
@@ -6317,7 +6317,7 @@
       <w:r>
         <w:br w:type="page"/>
       </w:r>
-      <w:bookmarkStart w:id="10" w:name="__RefHeading___Toc11476_1139806449"/>
+      <w:bookmarkStart w:id="10" w:name="__RefHeading___Toc3575_1031435739"/>
       <w:bookmarkEnd w:id="10"/>
       <w:r>
         <w:rPr>
@@ -6334,7 +6334,7 @@
         <w:pStyle w:val="Heading2"/>
         <w:rPr/>
       </w:pPr>
-      <w:bookmarkStart w:id="11" w:name="__RefHeading___Toc11478_1139806449"/>
+      <w:bookmarkStart w:id="11" w:name="__RefHeading___Toc3577_1031435739"/>
       <w:bookmarkEnd w:id="11"/>
       <w:r>
         <w:rPr>
@@ -6551,7 +6551,7 @@
         <w:pStyle w:val="Heading2"/>
         <w:rPr/>
       </w:pPr>
-      <w:bookmarkStart w:id="12" w:name="__RefHeading___Toc11480_1139806449"/>
+      <w:bookmarkStart w:id="12" w:name="__RefHeading___Toc3579_1031435739"/>
       <w:bookmarkEnd w:id="12"/>
       <w:r>
         <w:rPr>
@@ -6634,7 +6634,7 @@
         <w:pStyle w:val="Heading1"/>
         <w:rPr/>
       </w:pPr>
-      <w:bookmarkStart w:id="13" w:name="__RefHeading___Toc11482_1139806449"/>
+      <w:bookmarkStart w:id="13" w:name="__RefHeading___Toc3581_1031435739"/>
       <w:bookmarkEnd w:id="13"/>
       <w:r>
         <w:rPr>
@@ -7441,7 +7441,7 @@
                 <w:szCs w:val="24"/>
                 <w:lang w:val="en-US" w:eastAsia="ja-JP" w:bidi="ar-SA"/>
               </w:rPr>
-              <w:t xml:space="preserve"> (about 371 steps, run log </w:t>
+              <w:t xml:space="preserve"> (433 steps in 12 phases on the merged release, run log </w:t>
             </w:r>
             <w:r>
               <w:rPr>
@@ -7905,7 +7905,7 @@
                 <w:szCs w:val="24"/>
                 <w:lang w:val="en-US" w:eastAsia="ja-JP" w:bidi="ar-SA"/>
               </w:rPr>
-              <w:t xml:space="preserve">, 51 checks, run log </w:t>
+              <w:t xml:space="preserve">, 52 checks, run log </w:t>
             </w:r>
             <w:r>
               <w:rPr>
@@ -8818,7 +8818,7 @@
         <w:pStyle w:val="Heading2"/>
         <w:rPr/>
       </w:pPr>
-      <w:bookmarkStart w:id="14" w:name="__RefHeading___Toc11484_1139806449"/>
+      <w:bookmarkStart w:id="14" w:name="__RefHeading___Toc3583_1031435739"/>
       <w:bookmarkEnd w:id="14"/>
       <w:r>
         <w:rPr>
@@ -8898,7 +8898,7 @@
         <w:pStyle w:val="Heading2"/>
         <w:rPr/>
       </w:pPr>
-      <w:bookmarkStart w:id="15" w:name="__RefHeading___Toc11486_1139806449"/>
+      <w:bookmarkStart w:id="15" w:name="__RefHeading___Toc3585_1031435739"/>
       <w:bookmarkEnd w:id="15"/>
       <w:r>
         <w:rPr>
@@ -9101,7 +9101,7 @@
         <w:pStyle w:val="Heading2"/>
         <w:rPr/>
       </w:pPr>
-      <w:bookmarkStart w:id="16" w:name="__RefHeading___Toc11488_1139806449"/>
+      <w:bookmarkStart w:id="16" w:name="__RefHeading___Toc3587_1031435739"/>
       <w:bookmarkEnd w:id="16"/>
       <w:r>
         <w:rPr>
@@ -9254,7 +9254,7 @@
         <w:pStyle w:val="Heading2"/>
         <w:rPr/>
       </w:pPr>
-      <w:bookmarkStart w:id="17" w:name="__RefHeading___Toc11490_1139806449"/>
+      <w:bookmarkStart w:id="17" w:name="__RefHeading___Toc3589_1031435739"/>
       <w:bookmarkEnd w:id="17"/>
       <w:r>
         <w:rPr>
@@ -9286,7 +9286,7 @@
         <w:pStyle w:val="Heading2"/>
         <w:rPr/>
       </w:pPr>
-      <w:bookmarkStart w:id="18" w:name="__RefHeading___Toc11492_1139806449"/>
+      <w:bookmarkStart w:id="18" w:name="__RefHeading___Toc3591_1031435739"/>
       <w:bookmarkEnd w:id="18"/>
       <w:r>
         <w:rPr>
@@ -9447,7 +9447,7 @@
         <w:pStyle w:val="Heading1"/>
         <w:rPr/>
       </w:pPr>
-      <w:bookmarkStart w:id="19" w:name="__RefHeading___Toc11494_1139806449"/>
+      <w:bookmarkStart w:id="19" w:name="__RefHeading___Toc3593_1031435739"/>
       <w:bookmarkEnd w:id="19"/>
       <w:r>
         <w:rPr>
@@ -11668,7 +11668,7 @@
       <w:r>
         <w:br w:type="page"/>
       </w:r>
-      <w:bookmarkStart w:id="20" w:name="__RefHeading___Toc11496_1139806449"/>
+      <w:bookmarkStart w:id="20" w:name="__RefHeading___Toc3595_1031435739"/>
       <w:bookmarkEnd w:id="20"/>
       <w:r>
         <w:rPr>
@@ -11685,7 +11685,7 @@
         <w:pStyle w:val="Heading2"/>
         <w:rPr/>
       </w:pPr>
-      <w:bookmarkStart w:id="21" w:name="__RefHeading___Toc11498_1139806449"/>
+      <w:bookmarkStart w:id="21" w:name="__RefHeading___Toc3597_1031435739"/>
       <w:bookmarkEnd w:id="21"/>
       <w:r>
         <w:rPr>
@@ -13078,7 +13078,7 @@
         <w:pStyle w:val="Heading2"/>
         <w:rPr/>
       </w:pPr>
-      <w:bookmarkStart w:id="22" w:name="__RefHeading___Toc11500_1139806449"/>
+      <w:bookmarkStart w:id="22" w:name="__RefHeading___Toc3599_1031435739"/>
       <w:bookmarkEnd w:id="22"/>
       <w:r>
         <w:rPr>
@@ -13257,7 +13257,7 @@
         <w:pStyle w:val="Heading1"/>
         <w:rPr/>
       </w:pPr>
-      <w:bookmarkStart w:id="23" w:name="__RefHeading___Toc11502_1139806449"/>
+      <w:bookmarkStart w:id="23" w:name="__RefHeading___Toc3601_1031435739"/>
       <w:bookmarkEnd w:id="23"/>
       <w:r>
         <w:rPr>
@@ -14547,7 +14547,7 @@
         <w:pStyle w:val="Heading1"/>
         <w:rPr/>
       </w:pPr>
-      <w:bookmarkStart w:id="24" w:name="__RefHeading___Toc11504_1139806449"/>
+      <w:bookmarkStart w:id="24" w:name="__RefHeading___Toc3603_1031435739"/>
       <w:bookmarkEnd w:id="24"/>
       <w:r>
         <w:rPr>
@@ -15508,7 +15508,7 @@
       <w:r>
         <w:br w:type="page"/>
       </w:r>
-      <w:bookmarkStart w:id="25" w:name="__RefHeading___Toc11506_1139806449"/>
+      <w:bookmarkStart w:id="25" w:name="__RefHeading___Toc3605_1031435739"/>
       <w:bookmarkEnd w:id="25"/>
       <w:r>
         <w:rPr>
@@ -15525,7 +15525,7 @@
         <w:pStyle w:val="Heading2"/>
         <w:rPr/>
       </w:pPr>
-      <w:bookmarkStart w:id="26" w:name="__RefHeading___Toc11508_1139806449"/>
+      <w:bookmarkStart w:id="26" w:name="__RefHeading___Toc3607_1031435739"/>
       <w:bookmarkEnd w:id="26"/>
       <w:r>
         <w:rPr>
@@ -16369,7 +16369,7 @@
         <w:pStyle w:val="Heading2"/>
         <w:rPr/>
       </w:pPr>
-      <w:bookmarkStart w:id="27" w:name="__RefHeading___Toc11510_1139806449"/>
+      <w:bookmarkStart w:id="27" w:name="__RefHeading___Toc3609_1031435739"/>
       <w:bookmarkEnd w:id="27"/>
       <w:r>
         <w:rPr>
@@ -16464,7 +16464,7 @@
         <w:pStyle w:val="Heading2"/>
         <w:rPr/>
       </w:pPr>
-      <w:bookmarkStart w:id="28" w:name="__RefHeading___Toc11512_1139806449"/>
+      <w:bookmarkStart w:id="28" w:name="__RefHeading___Toc3611_1031435739"/>
       <w:bookmarkEnd w:id="28"/>
       <w:r>
         <w:rPr>
@@ -16499,7 +16499,7 @@
         <w:pStyle w:val="Heading1"/>
         <w:rPr/>
       </w:pPr>
-      <w:bookmarkStart w:id="29" w:name="__RefHeading___Toc11514_1139806449"/>
+      <w:bookmarkStart w:id="29" w:name="__RefHeading___Toc3613_1031435739"/>
       <w:bookmarkEnd w:id="29"/>
       <w:r>
         <w:rPr>
@@ -17658,7 +17658,7 @@
         <w:pStyle w:val="Heading1"/>
         <w:rPr/>
       </w:pPr>
-      <w:bookmarkStart w:id="30" w:name="__RefHeading___Toc11516_1139806449"/>
+      <w:bookmarkStart w:id="30" w:name="__RefHeading___Toc3615_1031435739"/>
       <w:bookmarkEnd w:id="30"/>
       <w:r>
         <w:rPr>
@@ -18705,7 +18705,7 @@
       <w:r>
         <w:br w:type="page"/>
       </w:r>
-      <w:bookmarkStart w:id="31" w:name="__RefHeading___Toc11518_1139806449"/>
+      <w:bookmarkStart w:id="31" w:name="__RefHeading___Toc3617_1031435739"/>
       <w:bookmarkEnd w:id="31"/>
       <w:r>
         <w:rPr>
@@ -19906,7 +19906,7 @@
       <w:r>
         <w:br w:type="page"/>
       </w:r>
-      <w:bookmarkStart w:id="32" w:name="__RefHeading___Toc11520_1139806449"/>
+      <w:bookmarkStart w:id="32" w:name="__RefHeading___Toc3619_1031435739"/>
       <w:bookmarkEnd w:id="32"/>
       <w:r>
         <w:rPr>
@@ -21109,7 +21109,7 @@
       <w:r>
         <w:br w:type="page"/>
       </w:r>
-      <w:bookmarkStart w:id="33" w:name="__RefHeading___Toc11522_1139806449"/>
+      <w:bookmarkStart w:id="33" w:name="__RefHeading___Toc3621_1031435739"/>
       <w:bookmarkStart w:id="34" w:name="_Toc233203395"/>
       <w:bookmarkEnd w:id="33"/>
       <w:r>
